--- a/policies/build/masters/PRE.6_v2_master.docx
+++ b/policies/build/masters/PRE.6_v2_master.docx
@@ -11,40 +11,25 @@
         <w:rPr>
           <w:b/>
           <w:bCs/>
+          <w:sz w:val="28"/>
+          <w:szCs w:val="28"/>
+        </w:rPr>
+        <w:t>Policy on Patient Feedback and Complaint Redressal</w:t>
+      </w:r>
+    </w:p>
+    <w:p>
+      <w:pPr>
+        <w:spacing w:after="60"/>
+        <w:jc w:val="center"/>
+      </w:pPr>
+      <w:r>
+        <w:rPr>
+          <w:b/>
+          <w:bCs/>
           <w:sz w:val="32"/>
           <w:szCs w:val="32"/>
         </w:rPr>
         <w:t xml:space="preserve">«Hospital Name»</w:t>
-      </w:r>
-    </w:p>
-    <w:p>
-      <w:pPr>
-        <w:spacing w:after="60"/>
-        <w:jc w:val="center"/>
-      </w:pPr>
-      <w:r>
-        <w:rPr>
-          <w:b/>
-          <w:bCs/>
-          <w:sz w:val="28"/>
-          <w:szCs w:val="28"/>
-        </w:rPr>
-        <w:t xml:space="preserve">Patient Feedback and Complaint Redressal</w:t>
-      </w:r>
-    </w:p>
-    <w:p>
-      <w:pPr>
-        <w:spacing w:after="240"/>
-        <w:jc w:val="center"/>
-      </w:pPr>
-      <w:r>
-        <w:rPr>
-          <w:i/>
-          <w:iCs/>
-          <w:sz w:val="20"/>
-          <w:szCs w:val="20"/>
-        </w:rPr>
-        <w:t xml:space="preserve">Feedback, complaints and redressal patients can actually use.</w:t>
       </w:r>
     </w:p>
     <w:p>
@@ -2129,158 +2114,6 @@
         <w:t xml:space="preserve">The Nursing Superintendent holds signed acknowledgements with the induction record.</w:t>
       </w:r>
     </w:p>
-    <w:p>
-      <w:pPr>
-        <w:pStyle w:val="Heading1"/>
-        <w:spacing w:after="120" w:before="280"/>
-      </w:pPr>
-      <w:r>
-        <w:t xml:space="preserve">9. References</w:t>
-      </w:r>
-    </w:p>
-    <w:p>
-      <w:pPr>
-        <w:pStyle w:val="ListParagraph"/>
-        <w:numPr>
-          <w:ilvl w:val="0"/>
-          <w:numId w:val="1"/>
-        </w:numPr>
-        <w:spacing w:after="60"/>
-      </w:pPr>
-      <w:r>
-        <w:rPr>
-          <w:sz w:val="22"/>
-          <w:szCs w:val="22"/>
-        </w:rPr>
-        <w:t xml:space="preserve">NABH SHCO 3rd Edition — standard PRE.6.</w:t>
-      </w:r>
-    </w:p>
-    <w:p>
-      <w:pPr>
-        <w:pStyle w:val="ListParagraph"/>
-        <w:numPr>
-          <w:ilvl w:val="0"/>
-          <w:numId w:val="1"/>
-        </w:numPr>
-        <w:spacing w:after="60"/>
-      </w:pPr>
-      <w:r>
-        <w:rPr>
-          <w:sz w:val="22"/>
-          <w:szCs w:val="22"/>
-        </w:rPr>
-        <w:t xml:space="preserve">Reader TW, Gillespie A and Roberts J (2014) — ch 17; complaint taxonomy framework; not pasted protocol.</w:t>
-      </w:r>
-    </w:p>
-    <w:p>
-      <w:pPr>
-        <w:pStyle w:val="ListParagraph"/>
-        <w:numPr>
-          <w:ilvl w:val="0"/>
-          <w:numId w:val="1"/>
-        </w:numPr>
-        <w:spacing w:after="60"/>
-      </w:pPr>
-      <w:r>
-        <w:rPr>
-          <w:sz w:val="22"/>
-          <w:szCs w:val="22"/>
-        </w:rPr>
-        <w:t xml:space="preserve">Internal documents of «Hospital Name»: feedback mechanism; experience mechanism; complaint-redressal mechanism; awareness method; PRE.1 violation log; PRE.5 expected-costs policy.</w:t>
-      </w:r>
-    </w:p>
-    <w:p>
-      <w:pPr>
-        <w:pStyle w:val="Heading1"/>
-        <w:spacing w:after="120" w:before="280"/>
-      </w:pPr>
-      <w:r>
-        <w:t xml:space="preserve">10. Distribution</w:t>
-      </w:r>
-    </w:p>
-    <w:p>
-      <w:pPr>
-        <w:spacing w:after="140"/>
-      </w:pPr>
-      <w:r>
-        <w:rPr>
-          <w:sz w:val="22"/>
-          <w:szCs w:val="22"/>
-        </w:rPr>
-        <w:t xml:space="preserve">Master copy: Medical Superintendent, grievance and feedback officer, Patient Rights Officer, Quality Coordinator.</w:t>
-      </w:r>
-    </w:p>
-    <w:p>
-      <w:pPr>
-        <w:spacing w:after="140"/>
-      </w:pPr>
-      <w:r>
-        <w:rPr>
-          <w:sz w:val="22"/>
-          <w:szCs w:val="22"/>
-        </w:rPr>
-        <w:t xml:space="preserve">Copies: registration, every ward, nursing administration, billing desk.</w:t>
-      </w:r>
-    </w:p>
-    <w:p>
-      <w:pPr>
-        <w:spacing w:after="140"/>
-      </w:pPr>
-      <w:r>
-        <w:rPr>
-          <w:sz w:val="22"/>
-          <w:szCs w:val="22"/>
-        </w:rPr>
-        <w:t xml:space="preserve">Procedure posted at «registration counter and each ward entrance». Policy at «front-office policy file».</w:t>
-      </w:r>
-    </w:p>
-    <w:p>
-      <w:pPr>
-        <w:pStyle w:val="Heading1"/>
-        <w:spacing w:after="120" w:before="280"/>
-      </w:pPr>
-      <w:r>
-        <w:t xml:space="preserve">11. Abbreviations</w:t>
-      </w:r>
-    </w:p>
-    <w:p>
-      <w:pPr>
-        <w:spacing w:after="140"/>
-      </w:pPr>
-      <w:r>
-        <w:rPr>
-          <w:sz w:val="22"/>
-          <w:szCs w:val="22"/>
-        </w:rPr>
-        <w:t xml:space="preserve">CAPA — corrective and preventive action
-NABH — National Accreditation Board for Hospitals and Healthcare Providers
-PRE — Patient Rights and Education
-SHCO — Standards for Small Healthcare Organisations</w:t>
-      </w:r>
-    </w:p>
-    <w:p>
-      <w:pPr>
-        <w:pStyle w:val="Heading1"/>
-        <w:spacing w:after="120" w:before="280"/>
-      </w:pPr>
-      <w:r>
-        <w:t xml:space="preserve">12. Traceability to NABH SHCO 3rd Edition PRE.6</w:t>
-      </w:r>
-    </w:p>
-    <w:p>
-      <w:pPr>
-        <w:spacing w:after="120"/>
-      </w:pPr>
-      <w:r>
-        <w:rPr>
-          <w:i/>
-          <w:iCs/>
-          <w:sz w:val="20"/>
-          <w:szCs w:val="20"/>
-        </w:rPr>
-        <w:t xml:space="preserve">This table is an index. It is not how the policy is organised.</w:t>
-      </w:r>
-    </w:p>
     <w:tbl>
       <w:tblPr>
         <w:tblW w:type="pct" w:w="100%"/>
@@ -2760,7 +2593,99 @@
         <w:spacing w:after="120" w:before="280"/>
       </w:pPr>
       <w:r>
-        <w:t xml:space="preserve">13. Required Records / Evidence Checklist</w:t>
+        <w:t>9. Distribution</w:t>
+      </w:r>
+    </w:p>
+    <w:p>
+      <w:pPr>
+        <w:spacing w:after="140"/>
+      </w:pPr>
+      <w:r>
+        <w:rPr>
+          <w:sz w:val="22"/>
+          <w:szCs w:val="22"/>
+        </w:rPr>
+        <w:t xml:space="preserve">Master copy: Medical Superintendent, grievance and feedback officer, Patient Rights Officer, Quality Coordinator.</w:t>
+      </w:r>
+    </w:p>
+    <w:p>
+      <w:pPr>
+        <w:spacing w:after="140"/>
+      </w:pPr>
+      <w:r>
+        <w:rPr>
+          <w:sz w:val="22"/>
+          <w:szCs w:val="22"/>
+        </w:rPr>
+        <w:t xml:space="preserve">Copies: registration, every ward, nursing administration, billing desk.</w:t>
+      </w:r>
+    </w:p>
+    <w:p>
+      <w:pPr>
+        <w:spacing w:after="140"/>
+      </w:pPr>
+      <w:r>
+        <w:rPr>
+          <w:sz w:val="22"/>
+          <w:szCs w:val="22"/>
+        </w:rPr>
+        <w:t xml:space="preserve">Procedure posted at «registration counter and each ward entrance». Policy at «front-office policy file».</w:t>
+      </w:r>
+    </w:p>
+    <w:p>
+      <w:pPr>
+        <w:pStyle w:val="Heading1"/>
+        <w:spacing w:after="120" w:before="280"/>
+      </w:pPr>
+      <w:r>
+        <w:t>10. Abbreviations</w:t>
+      </w:r>
+    </w:p>
+    <w:p>
+      <w:pPr>
+        <w:spacing w:after="140"/>
+      </w:pPr>
+      <w:r>
+        <w:rPr>
+          <w:sz w:val="22"/>
+          <w:szCs w:val="22"/>
+        </w:rPr>
+        <w:t xml:space="preserve">CAPA — corrective and preventive action
+NABH — National Accreditation Board for Hospitals and Healthcare Providers
+PRE — Patient Rights and Education
+SHCO — Standards for Small Healthcare Organisations</w:t>
+      </w:r>
+    </w:p>
+    <w:p>
+      <w:pPr>
+        <w:pStyle w:val="Heading1"/>
+        <w:spacing w:after="120" w:before="280"/>
+      </w:pPr>
+      <w:r>
+        <w:t>11. Traceability to NABH SHCO 3rd Edition PRE.6</w:t>
+      </w:r>
+    </w:p>
+    <w:p>
+      <w:pPr>
+        <w:spacing w:after="120"/>
+      </w:pPr>
+      <w:r>
+        <w:rPr>
+          <w:i/>
+          <w:iCs/>
+          <w:sz w:val="20"/>
+          <w:szCs w:val="20"/>
+        </w:rPr>
+        <w:t xml:space="preserve">This table is an index. It is not how the policy is organised.</w:t>
+      </w:r>
+    </w:p>
+    <w:p>
+      <w:pPr>
+        <w:pStyle w:val="Heading1"/>
+        <w:spacing w:after="120" w:before="280"/>
+      </w:pPr>
+      <w:r>
+        <w:t>12. Required Records / Evidence Checklist</w:t>
       </w:r>
     </w:p>
     <w:p>
@@ -3083,6 +3008,66 @@
           <w:szCs w:val="22"/>
         </w:rPr>
         <w:t xml:space="preserve">Quarterly audit sample of reviews within time frame.</w:t>
+      </w:r>
+    </w:p>
+    <w:p>
+      <w:pPr>
+        <w:pStyle w:val="Heading1"/>
+        <w:spacing w:after="120" w:before="280"/>
+      </w:pPr>
+      <w:r>
+        <w:t>13. References</w:t>
+      </w:r>
+    </w:p>
+    <w:p>
+      <w:pPr>
+        <w:pStyle w:val="ListParagraph"/>
+        <w:numPr>
+          <w:ilvl w:val="0"/>
+          <w:numId w:val="1"/>
+        </w:numPr>
+        <w:spacing w:after="60"/>
+      </w:pPr>
+      <w:r>
+        <w:rPr>
+          <w:sz w:val="22"/>
+          <w:szCs w:val="22"/>
+        </w:rPr>
+        <w:t xml:space="preserve">NABH SHCO 3rd Edition — standard PRE.6.</w:t>
+      </w:r>
+    </w:p>
+    <w:p>
+      <w:pPr>
+        <w:pStyle w:val="ListParagraph"/>
+        <w:numPr>
+          <w:ilvl w:val="0"/>
+          <w:numId w:val="1"/>
+        </w:numPr>
+        <w:spacing w:after="60"/>
+      </w:pPr>
+      <w:r>
+        <w:rPr>
+          <w:sz w:val="22"/>
+          <w:szCs w:val="22"/>
+        </w:rPr>
+        <w:t xml:space="preserve">Reader TW, Gillespie A and Roberts J (2014) — ch 17; complaint taxonomy framework; not pasted protocol.</w:t>
+      </w:r>
+    </w:p>
+    <w:p>
+      <w:pPr>
+        <w:pStyle w:val="ListParagraph"/>
+        <w:numPr>
+          <w:ilvl w:val="0"/>
+          <w:numId w:val="1"/>
+        </w:numPr>
+        <w:spacing w:after="60"/>
+      </w:pPr>
+      <w:r>
+        <w:rPr>
+          <w:sz w:val="22"/>
+          <w:szCs w:val="22"/>
+        </w:rPr>
+        <w:t xml:space="preserve">Internal documents of «Hospital Name»: feedback mechanism; experience mechanism; complaint-redressal mechanism; awareness method; PRE.1 violation log; PRE.5 expected-costs policy.</w:t>
       </w:r>
     </w:p>
     <w:p>
@@ -3207,7 +3192,7 @@
         <w:sz w:val="16"/>
         <w:szCs w:val="16"/>
       </w:rPr>
-      <w:t xml:space="preserve">«Hospital Name»  |  «PRE/POL/06»  |  Controlled document  |  Patient Feedback and Complaint Redressal</w:t>
+      <w:t>«Hospital Name»  |  «PRE/POL/06»  |  Controlled document  |  Policy on Patient Feedback and Complaint Redressal</w:t>
     </w:r>
   </w:p>
 </w:ftr>

--- a/policies/build/masters/PRE.6_v2_master.docx
+++ b/policies/build/masters/PRE.6_v2_master.docx
@@ -2131,6 +2131,7 @@
         <w:gridCol w:w="100"/>
         <w:gridCol w:w="100"/>
         <w:gridCol w:w="100"/>
+        <w:gridCol w:w="100"/>
       </w:tblGrid>
       <w:tr>
         <w:tc>
@@ -2158,6 +2159,26 @@
         </w:tc>
         <w:tc>
           <w:tcPr>
+            <w:tcW w:type="pct" w:w="12%"/>
+            <w:tcBorders>
+              <w:top w:val="single" w:color="999999" w:sz="4"/>
+              <w:left w:val="single" w:color="999999" w:sz="4"/>
+              <w:bottom w:val="single" w:color="999999" w:sz="4"/>
+              <w:right w:val="single" w:color="999999" w:sz="4"/>
+            </w:tcBorders>
+            <w:shd w:fill="E8E8E8" w:val="clear"/>
+          </w:tcPr>
+          <w:p>
+            <w:r>
+              <w:rPr>
+                <w:b/>
+              </w:rPr>
+              <w:t>Level</w:t>
+            </w:r>
+          </w:p>
+        </w:tc>
+        <w:tc>
+          <w:tcPr>
             <w:tcW w:type="pct" w:w="32%"/>
             <w:tcBorders>
               <w:top w:val="single" w:color="999999" w:sz="4"/>
@@ -2251,6 +2272,22 @@
         </w:tc>
         <w:tc>
           <w:tcPr>
+            <w:tcW w:type="pct" w:w="12%"/>
+            <w:tcBorders>
+              <w:top w:val="single" w:color="999999" w:sz="4"/>
+              <w:left w:val="single" w:color="999999" w:sz="4"/>
+              <w:bottom w:val="single" w:color="999999" w:sz="4"/>
+              <w:right w:val="single" w:color="999999" w:sz="4"/>
+            </w:tcBorders>
+          </w:tcPr>
+          <w:p>
+            <w:r>
+              <w:t>Commitment</w:t>
+            </w:r>
+          </w:p>
+        </w:tc>
+        <w:tc>
+          <w:tcPr>
             <w:tcW w:type="pct" w:w="32%"/>
             <w:tcBorders>
               <w:top w:val="single" w:color="999999" w:sz="4"/>
@@ -2341,6 +2378,22 @@
         </w:tc>
         <w:tc>
           <w:tcPr>
+            <w:tcW w:type="pct" w:w="12%"/>
+            <w:tcBorders>
+              <w:top w:val="single" w:color="999999" w:sz="4"/>
+              <w:left w:val="single" w:color="999999" w:sz="4"/>
+              <w:bottom w:val="single" w:color="999999" w:sz="4"/>
+              <w:right w:val="single" w:color="999999" w:sz="4"/>
+            </w:tcBorders>
+          </w:tcPr>
+          <w:p>
+            <w:r>
+              <w:t>Excellence</w:t>
+            </w:r>
+          </w:p>
+        </w:tc>
+        <w:tc>
+          <w:tcPr>
             <w:tcW w:type="pct" w:w="32%"/>
             <w:tcBorders>
               <w:top w:val="single" w:color="999999" w:sz="4"/>
@@ -2431,6 +2484,22 @@
         </w:tc>
         <w:tc>
           <w:tcPr>
+            <w:tcW w:type="pct" w:w="12%"/>
+            <w:tcBorders>
+              <w:top w:val="single" w:color="999999" w:sz="4"/>
+              <w:left w:val="single" w:color="999999" w:sz="4"/>
+              <w:bottom w:val="single" w:color="999999" w:sz="4"/>
+              <w:right w:val="single" w:color="999999" w:sz="4"/>
+            </w:tcBorders>
+          </w:tcPr>
+          <w:p>
+            <w:r>
+              <w:t>CORE*</w:t>
+            </w:r>
+          </w:p>
+        </w:tc>
+        <w:tc>
+          <w:tcPr>
             <w:tcW w:type="pct" w:w="32%"/>
             <w:tcBorders>
               <w:top w:val="single" w:color="999999" w:sz="4"/>
@@ -2521,6 +2590,22 @@
         </w:tc>
         <w:tc>
           <w:tcPr>
+            <w:tcW w:type="pct" w:w="12%"/>
+            <w:tcBorders>
+              <w:top w:val="single" w:color="999999" w:sz="4"/>
+              <w:left w:val="single" w:color="999999" w:sz="4"/>
+              <w:bottom w:val="single" w:color="999999" w:sz="4"/>
+              <w:right w:val="single" w:color="999999" w:sz="4"/>
+            </w:tcBorders>
+          </w:tcPr>
+          <w:p>
+            <w:r>
+              <w:t>Achievement</w:t>
+            </w:r>
+          </w:p>
+        </w:tc>
+        <w:tc>
+          <w:tcPr>
             <w:tcW w:type="pct" w:w="32%"/>
             <w:tcBorders>
               <w:top w:val="single" w:color="999999" w:sz="4"/>
@@ -2641,21 +2726,233 @@
         <w:t>10. Abbreviations</w:t>
       </w:r>
     </w:p>
-    <w:p>
-      <w:pPr>
-        <w:spacing w:after="140"/>
-      </w:pPr>
-      <w:r>
-        <w:rPr>
-          <w:sz w:val="22"/>
-          <w:szCs w:val="22"/>
-        </w:rPr>
-        <w:t xml:space="preserve">CAPA — corrective and preventive action
-NABH — National Accreditation Board for Hospitals and Healthcare Providers
-PRE — Patient Rights and Education
-SHCO — Standards for Small Healthcare Organisations</w:t>
-      </w:r>
-    </w:p>
+    <w:tbl>
+      <w:tblPr>
+        <w:tblW w:type="pct" w:w="100%"/>
+        <w:tblBorders>
+          <w:top w:val="single" w:color="auto" w:sz="4"/>
+          <w:left w:val="single" w:color="auto" w:sz="4"/>
+          <w:bottom w:val="single" w:color="auto" w:sz="4"/>
+          <w:right w:val="single" w:color="auto" w:sz="4"/>
+          <w:insideH w:val="single" w:color="auto" w:sz="4"/>
+          <w:insideV w:val="single" w:color="auto" w:sz="4"/>
+        </w:tblBorders>
+      </w:tblPr>
+      <w:tblGrid>
+        <w:gridCol w:w="100"/>
+        <w:gridCol w:w="100"/>
+      </w:tblGrid>
+      <w:tr>
+        <w:tc>
+          <w:tcPr>
+            <w:tcW w:type="pct" w:w="22%"/>
+            <w:tcBorders>
+              <w:top w:val="single" w:color="999999" w:sz="4"/>
+              <w:left w:val="single" w:color="999999" w:sz="4"/>
+              <w:bottom w:val="single" w:color="999999" w:sz="4"/>
+              <w:right w:val="single" w:color="999999" w:sz="4"/>
+            </w:tcBorders>
+            <w:shd w:fill="E8E8E8" w:val="clear"/>
+          </w:tcPr>
+          <w:p>
+            <w:r>
+              <w:rPr>
+                <w:b/>
+              </w:rPr>
+              <w:t>Abbreviation</w:t>
+            </w:r>
+          </w:p>
+        </w:tc>
+        <w:tc>
+          <w:tcPr>
+            <w:tcW w:type="pct" w:w="22%"/>
+            <w:tcBorders>
+              <w:top w:val="single" w:color="999999" w:sz="4"/>
+              <w:left w:val="single" w:color="999999" w:sz="4"/>
+              <w:bottom w:val="single" w:color="999999" w:sz="4"/>
+              <w:right w:val="single" w:color="999999" w:sz="4"/>
+            </w:tcBorders>
+            <w:shd w:fill="E8E8E8" w:val="clear"/>
+          </w:tcPr>
+          <w:p>
+            <w:r>
+              <w:rPr>
+                <w:b/>
+              </w:rPr>
+              <w:t>Meaning</w:t>
+            </w:r>
+          </w:p>
+        </w:tc>
+      </w:tr>
+      <w:tr>
+        <w:tc>
+          <w:tcPr>
+            <w:tcW w:type="pct" w:w="22%"/>
+            <w:tcBorders>
+              <w:top w:val="single" w:color="999999" w:sz="4"/>
+              <w:left w:val="single" w:color="999999" w:sz="4"/>
+              <w:bottom w:val="single" w:color="999999" w:sz="4"/>
+              <w:right w:val="single" w:color="999999" w:sz="4"/>
+            </w:tcBorders>
+            <w:shd w:fill="E8E8E8" w:val="clear"/>
+          </w:tcPr>
+          <w:p>
+            <w:r>
+              <w:rPr>
+                <w:b w:val="0"/>
+              </w:rPr>
+              <w:t>CAPA</w:t>
+            </w:r>
+          </w:p>
+        </w:tc>
+        <w:tc>
+          <w:tcPr>
+            <w:tcW w:type="pct" w:w="22%"/>
+            <w:tcBorders>
+              <w:top w:val="single" w:color="999999" w:sz="4"/>
+              <w:left w:val="single" w:color="999999" w:sz="4"/>
+              <w:bottom w:val="single" w:color="999999" w:sz="4"/>
+              <w:right w:val="single" w:color="999999" w:sz="4"/>
+            </w:tcBorders>
+            <w:shd w:fill="E8E8E8" w:val="clear"/>
+          </w:tcPr>
+          <w:p>
+            <w:r>
+              <w:rPr>
+                <w:b w:val="0"/>
+              </w:rPr>
+              <w:t>corrective and preventive action</w:t>
+            </w:r>
+          </w:p>
+        </w:tc>
+      </w:tr>
+      <w:tr>
+        <w:tc>
+          <w:tcPr>
+            <w:tcW w:type="pct" w:w="22%"/>
+            <w:tcBorders>
+              <w:top w:val="single" w:color="999999" w:sz="4"/>
+              <w:left w:val="single" w:color="999999" w:sz="4"/>
+              <w:bottom w:val="single" w:color="999999" w:sz="4"/>
+              <w:right w:val="single" w:color="999999" w:sz="4"/>
+            </w:tcBorders>
+            <w:shd w:fill="E8E8E8" w:val="clear"/>
+          </w:tcPr>
+          <w:p>
+            <w:r>
+              <w:rPr>
+                <w:b w:val="0"/>
+              </w:rPr>
+              <w:t>NABH</w:t>
+            </w:r>
+          </w:p>
+        </w:tc>
+        <w:tc>
+          <w:tcPr>
+            <w:tcW w:type="pct" w:w="22%"/>
+            <w:tcBorders>
+              <w:top w:val="single" w:color="999999" w:sz="4"/>
+              <w:left w:val="single" w:color="999999" w:sz="4"/>
+              <w:bottom w:val="single" w:color="999999" w:sz="4"/>
+              <w:right w:val="single" w:color="999999" w:sz="4"/>
+            </w:tcBorders>
+            <w:shd w:fill="E8E8E8" w:val="clear"/>
+          </w:tcPr>
+          <w:p>
+            <w:r>
+              <w:rPr>
+                <w:b w:val="0"/>
+              </w:rPr>
+              <w:t>National Accreditation Board for Hospitals and Healthcare Providers</w:t>
+            </w:r>
+          </w:p>
+        </w:tc>
+      </w:tr>
+      <w:tr>
+        <w:tc>
+          <w:tcPr>
+            <w:tcW w:type="pct" w:w="22%"/>
+            <w:tcBorders>
+              <w:top w:val="single" w:color="999999" w:sz="4"/>
+              <w:left w:val="single" w:color="999999" w:sz="4"/>
+              <w:bottom w:val="single" w:color="999999" w:sz="4"/>
+              <w:right w:val="single" w:color="999999" w:sz="4"/>
+            </w:tcBorders>
+            <w:shd w:fill="E8E8E8" w:val="clear"/>
+          </w:tcPr>
+          <w:p>
+            <w:r>
+              <w:rPr>
+                <w:b w:val="0"/>
+              </w:rPr>
+              <w:t>PRE</w:t>
+            </w:r>
+          </w:p>
+        </w:tc>
+        <w:tc>
+          <w:tcPr>
+            <w:tcW w:type="pct" w:w="22%"/>
+            <w:tcBorders>
+              <w:top w:val="single" w:color="999999" w:sz="4"/>
+              <w:left w:val="single" w:color="999999" w:sz="4"/>
+              <w:bottom w:val="single" w:color="999999" w:sz="4"/>
+              <w:right w:val="single" w:color="999999" w:sz="4"/>
+            </w:tcBorders>
+            <w:shd w:fill="E8E8E8" w:val="clear"/>
+          </w:tcPr>
+          <w:p>
+            <w:r>
+              <w:rPr>
+                <w:b w:val="0"/>
+              </w:rPr>
+              <w:t>Patient Rights and Education</w:t>
+            </w:r>
+          </w:p>
+        </w:tc>
+      </w:tr>
+      <w:tr>
+        <w:tc>
+          <w:tcPr>
+            <w:tcW w:type="pct" w:w="22%"/>
+            <w:tcBorders>
+              <w:top w:val="single" w:color="999999" w:sz="4"/>
+              <w:left w:val="single" w:color="999999" w:sz="4"/>
+              <w:bottom w:val="single" w:color="999999" w:sz="4"/>
+              <w:right w:val="single" w:color="999999" w:sz="4"/>
+            </w:tcBorders>
+            <w:shd w:fill="E8E8E8" w:val="clear"/>
+          </w:tcPr>
+          <w:p>
+            <w:r>
+              <w:rPr>
+                <w:b w:val="0"/>
+              </w:rPr>
+              <w:t>SHCO</w:t>
+            </w:r>
+          </w:p>
+        </w:tc>
+        <w:tc>
+          <w:tcPr>
+            <w:tcW w:type="pct" w:w="22%"/>
+            <w:tcBorders>
+              <w:top w:val="single" w:color="999999" w:sz="4"/>
+              <w:left w:val="single" w:color="999999" w:sz="4"/>
+              <w:bottom w:val="single" w:color="999999" w:sz="4"/>
+              <w:right w:val="single" w:color="999999" w:sz="4"/>
+            </w:tcBorders>
+            <w:shd w:fill="E8E8E8" w:val="clear"/>
+          </w:tcPr>
+          <w:p>
+            <w:r>
+              <w:rPr>
+                <w:b w:val="0"/>
+              </w:rPr>
+              <w:t>Standards for Small Healthcare Organisations</w:t>
+            </w:r>
+          </w:p>
+        </w:tc>
+      </w:tr>
+    </w:tbl>
     <w:p>
       <w:pPr>
         <w:pStyle w:val="Heading1"/>

--- a/policies/build/masters/PRE.6_v2_master.docx
+++ b/policies/build/masters/PRE.6_v2_master.docx
@@ -682,18 +682,6 @@
     </w:p>
     <w:p>
       <w:pPr>
-        <w:spacing w:after="140"/>
-      </w:pPr>
-      <w:r>
-        <w:rPr>
-          <w:sz w:val="22"/>
-          <w:szCs w:val="22"/>
-        </w:rPr>
-        <w:t xml:space="preserve">Words marked «like this» are defaults. A blank marked «________» must be filled before issue.</w:t>
-      </w:r>
-    </w:p>
-    <w:p>
-      <w:pPr>
         <w:pStyle w:val="Heading1"/>
         <w:spacing w:after="120" w:before="280"/>
       </w:pPr>
@@ -723,86 +711,6 @@
           <w:szCs w:val="22"/>
         </w:rPr>
         <w:t xml:space="preserve">It binds staff who collect feedback, the «grievance and feedback officer» who receives complaints, the «Patient Rights Officer», and the «Medical Superintendent» who reviews analysis.</w:t>
-      </w:r>
-    </w:p>
-    <w:p>
-      <w:pPr>
-        <w:spacing w:after="140"/>
-      </w:pPr>
-      <w:r>
-        <w:rPr>
-          <w:sz w:val="22"/>
-          <w:szCs w:val="22"/>
-        </w:rPr>
-        <w:t xml:space="preserve">Boundaries:</w:t>
-      </w:r>
-    </w:p>
-    <w:p>
-      <w:pPr>
-        <w:pStyle w:val="ListParagraph"/>
-        <w:numPr>
-          <w:ilvl w:val="0"/>
-          <w:numId w:val="1"/>
-        </w:numPr>
-        <w:spacing w:after="60"/>
-      </w:pPr>
-      <w:r>
-        <w:rPr>
-          <w:sz w:val="22"/>
-          <w:szCs w:val="22"/>
-        </w:rPr>
-        <w:t xml:space="preserve">PRE.2.h lists the right to complain; this policy owns the mechanism.</w:t>
-      </w:r>
-    </w:p>
-    <w:p>
-      <w:pPr>
-        <w:pStyle w:val="ListParagraph"/>
-        <w:numPr>
-          <w:ilvl w:val="0"/>
-          <w:numId w:val="1"/>
-        </w:numPr>
-        <w:spacing w:after="60"/>
-      </w:pPr>
-      <w:r>
-        <w:rPr>
-          <w:sz w:val="22"/>
-          <w:szCs w:val="22"/>
-        </w:rPr>
-        <w:t xml:space="preserve">PRE.6.c awareness of this procedure is not the PRE.1.a rights board counted twice.</w:t>
-      </w:r>
-    </w:p>
-    <w:p>
-      <w:pPr>
-        <w:pStyle w:val="ListParagraph"/>
-        <w:numPr>
-          <w:ilvl w:val="0"/>
-          <w:numId w:val="1"/>
-        </w:numPr>
-        <w:spacing w:after="60"/>
-      </w:pPr>
-      <w:r>
-        <w:rPr>
-          <w:sz w:val="22"/>
-          <w:szCs w:val="22"/>
-        </w:rPr>
-        <w:t xml:space="preserve">PRE.5 cost disputes are complaints here; tariff remains PRE.5.</w:t>
-      </w:r>
-    </w:p>
-    <w:p>
-      <w:pPr>
-        <w:pStyle w:val="ListParagraph"/>
-        <w:numPr>
-          <w:ilvl w:val="0"/>
-          <w:numId w:val="1"/>
-        </w:numPr>
-        <w:spacing w:after="60"/>
-      </w:pPr>
-      <w:r>
-        <w:rPr>
-          <w:sz w:val="22"/>
-          <w:szCs w:val="22"/>
-        </w:rPr>
-        <w:t xml:space="preserve">MOM.7 still captures medication events; family complaints about them are redressed here.</w:t>
       </w:r>
     </w:p>
     <w:p>

--- a/policies/build/masters/PRE.6_v2_master.docx
+++ b/policies/build/masters/PRE.6_v2_master.docx
@@ -2022,6 +2022,310 @@
         <w:t xml:space="preserve">The Nursing Superintendent holds signed acknowledgements with the induction record.</w:t>
       </w:r>
     </w:p>
+    <w:p>
+      <w:pPr>
+        <w:pStyle w:val="Heading1"/>
+        <w:spacing w:after="120" w:before="280"/>
+      </w:pPr>
+      <w:r>
+        <w:t>9. Distribution</w:t>
+      </w:r>
+    </w:p>
+    <w:p>
+      <w:pPr>
+        <w:spacing w:after="140"/>
+      </w:pPr>
+      <w:r>
+        <w:rPr>
+          <w:sz w:val="22"/>
+          <w:szCs w:val="22"/>
+        </w:rPr>
+        <w:t xml:space="preserve">Master copy: Medical Superintendent, grievance and feedback officer, Patient Rights Officer, Quality Coordinator.</w:t>
+      </w:r>
+    </w:p>
+    <w:p>
+      <w:pPr>
+        <w:spacing w:after="140"/>
+      </w:pPr>
+      <w:r>
+        <w:rPr>
+          <w:sz w:val="22"/>
+          <w:szCs w:val="22"/>
+        </w:rPr>
+        <w:t xml:space="preserve">Copies: registration, every ward, nursing administration, billing desk.</w:t>
+      </w:r>
+    </w:p>
+    <w:p>
+      <w:pPr>
+        <w:spacing w:after="140"/>
+      </w:pPr>
+      <w:r>
+        <w:rPr>
+          <w:sz w:val="22"/>
+          <w:szCs w:val="22"/>
+        </w:rPr>
+        <w:t xml:space="preserve">Procedure posted at «registration counter and each ward entrance». Policy at «front-office policy file».</w:t>
+      </w:r>
+    </w:p>
+    <w:p>
+      <w:pPr>
+        <w:pStyle w:val="Heading1"/>
+        <w:spacing w:after="120" w:before="280"/>
+      </w:pPr>
+      <w:r>
+        <w:t>10. Abbreviations</w:t>
+      </w:r>
+    </w:p>
+    <w:tbl>
+      <w:tblPr>
+        <w:tblW w:type="pct" w:w="100%"/>
+        <w:tblBorders>
+          <w:top w:val="single" w:color="auto" w:sz="4"/>
+          <w:left w:val="single" w:color="auto" w:sz="4"/>
+          <w:bottom w:val="single" w:color="auto" w:sz="4"/>
+          <w:right w:val="single" w:color="auto" w:sz="4"/>
+          <w:insideH w:val="single" w:color="auto" w:sz="4"/>
+          <w:insideV w:val="single" w:color="auto" w:sz="4"/>
+        </w:tblBorders>
+      </w:tblPr>
+      <w:tblGrid>
+        <w:gridCol w:w="100"/>
+        <w:gridCol w:w="100"/>
+      </w:tblGrid>
+      <w:tr>
+        <w:tc>
+          <w:tcPr>
+            <w:tcW w:type="pct" w:w="22%"/>
+            <w:tcBorders>
+              <w:top w:val="single" w:color="999999" w:sz="4"/>
+              <w:left w:val="single" w:color="999999" w:sz="4"/>
+              <w:bottom w:val="single" w:color="999999" w:sz="4"/>
+              <w:right w:val="single" w:color="999999" w:sz="4"/>
+            </w:tcBorders>
+            <w:shd w:fill="E8E8E8" w:val="clear"/>
+          </w:tcPr>
+          <w:p>
+            <w:r>
+              <w:rPr>
+                <w:b/>
+              </w:rPr>
+              <w:t>Abbreviation</w:t>
+            </w:r>
+          </w:p>
+        </w:tc>
+        <w:tc>
+          <w:tcPr>
+            <w:tcW w:type="pct" w:w="22%"/>
+            <w:tcBorders>
+              <w:top w:val="single" w:color="999999" w:sz="4"/>
+              <w:left w:val="single" w:color="999999" w:sz="4"/>
+              <w:bottom w:val="single" w:color="999999" w:sz="4"/>
+              <w:right w:val="single" w:color="999999" w:sz="4"/>
+            </w:tcBorders>
+            <w:shd w:fill="E8E8E8" w:val="clear"/>
+          </w:tcPr>
+          <w:p>
+            <w:r>
+              <w:rPr>
+                <w:b/>
+              </w:rPr>
+              <w:t>Meaning</w:t>
+            </w:r>
+          </w:p>
+        </w:tc>
+      </w:tr>
+      <w:tr>
+        <w:tc>
+          <w:tcPr>
+            <w:tcW w:type="pct" w:w="22%"/>
+            <w:tcBorders>
+              <w:top w:val="single" w:color="999999" w:sz="4"/>
+              <w:left w:val="single" w:color="999999" w:sz="4"/>
+              <w:bottom w:val="single" w:color="999999" w:sz="4"/>
+              <w:right w:val="single" w:color="999999" w:sz="4"/>
+            </w:tcBorders>
+            <w:shd w:fill="E8E8E8" w:val="clear"/>
+          </w:tcPr>
+          <w:p>
+            <w:r>
+              <w:rPr>
+                <w:b w:val="0"/>
+              </w:rPr>
+              <w:t>CAPA</w:t>
+            </w:r>
+          </w:p>
+        </w:tc>
+        <w:tc>
+          <w:tcPr>
+            <w:tcW w:type="pct" w:w="22%"/>
+            <w:tcBorders>
+              <w:top w:val="single" w:color="999999" w:sz="4"/>
+              <w:left w:val="single" w:color="999999" w:sz="4"/>
+              <w:bottom w:val="single" w:color="999999" w:sz="4"/>
+              <w:right w:val="single" w:color="999999" w:sz="4"/>
+            </w:tcBorders>
+            <w:shd w:fill="E8E8E8" w:val="clear"/>
+          </w:tcPr>
+          <w:p>
+            <w:r>
+              <w:rPr>
+                <w:b w:val="0"/>
+              </w:rPr>
+              <w:t>corrective and preventive action</w:t>
+            </w:r>
+          </w:p>
+        </w:tc>
+      </w:tr>
+      <w:tr>
+        <w:tc>
+          <w:tcPr>
+            <w:tcW w:type="pct" w:w="22%"/>
+            <w:tcBorders>
+              <w:top w:val="single" w:color="999999" w:sz="4"/>
+              <w:left w:val="single" w:color="999999" w:sz="4"/>
+              <w:bottom w:val="single" w:color="999999" w:sz="4"/>
+              <w:right w:val="single" w:color="999999" w:sz="4"/>
+            </w:tcBorders>
+            <w:shd w:fill="E8E8E8" w:val="clear"/>
+          </w:tcPr>
+          <w:p>
+            <w:r>
+              <w:rPr>
+                <w:b w:val="0"/>
+              </w:rPr>
+              <w:t>NABH</w:t>
+            </w:r>
+          </w:p>
+        </w:tc>
+        <w:tc>
+          <w:tcPr>
+            <w:tcW w:type="pct" w:w="22%"/>
+            <w:tcBorders>
+              <w:top w:val="single" w:color="999999" w:sz="4"/>
+              <w:left w:val="single" w:color="999999" w:sz="4"/>
+              <w:bottom w:val="single" w:color="999999" w:sz="4"/>
+              <w:right w:val="single" w:color="999999" w:sz="4"/>
+            </w:tcBorders>
+            <w:shd w:fill="E8E8E8" w:val="clear"/>
+          </w:tcPr>
+          <w:p>
+            <w:r>
+              <w:rPr>
+                <w:b w:val="0"/>
+              </w:rPr>
+              <w:t>National Accreditation Board for Hospitals and Healthcare Providers</w:t>
+            </w:r>
+          </w:p>
+        </w:tc>
+      </w:tr>
+      <w:tr>
+        <w:tc>
+          <w:tcPr>
+            <w:tcW w:type="pct" w:w="22%"/>
+            <w:tcBorders>
+              <w:top w:val="single" w:color="999999" w:sz="4"/>
+              <w:left w:val="single" w:color="999999" w:sz="4"/>
+              <w:bottom w:val="single" w:color="999999" w:sz="4"/>
+              <w:right w:val="single" w:color="999999" w:sz="4"/>
+            </w:tcBorders>
+            <w:shd w:fill="E8E8E8" w:val="clear"/>
+          </w:tcPr>
+          <w:p>
+            <w:r>
+              <w:rPr>
+                <w:b w:val="0"/>
+              </w:rPr>
+              <w:t>PRE</w:t>
+            </w:r>
+          </w:p>
+        </w:tc>
+        <w:tc>
+          <w:tcPr>
+            <w:tcW w:type="pct" w:w="22%"/>
+            <w:tcBorders>
+              <w:top w:val="single" w:color="999999" w:sz="4"/>
+              <w:left w:val="single" w:color="999999" w:sz="4"/>
+              <w:bottom w:val="single" w:color="999999" w:sz="4"/>
+              <w:right w:val="single" w:color="999999" w:sz="4"/>
+            </w:tcBorders>
+            <w:shd w:fill="E8E8E8" w:val="clear"/>
+          </w:tcPr>
+          <w:p>
+            <w:r>
+              <w:rPr>
+                <w:b w:val="0"/>
+              </w:rPr>
+              <w:t>Patient Rights and Education</w:t>
+            </w:r>
+          </w:p>
+        </w:tc>
+      </w:tr>
+      <w:tr>
+        <w:tc>
+          <w:tcPr>
+            <w:tcW w:type="pct" w:w="22%"/>
+            <w:tcBorders>
+              <w:top w:val="single" w:color="999999" w:sz="4"/>
+              <w:left w:val="single" w:color="999999" w:sz="4"/>
+              <w:bottom w:val="single" w:color="999999" w:sz="4"/>
+              <w:right w:val="single" w:color="999999" w:sz="4"/>
+            </w:tcBorders>
+            <w:shd w:fill="E8E8E8" w:val="clear"/>
+          </w:tcPr>
+          <w:p>
+            <w:r>
+              <w:rPr>
+                <w:b w:val="0"/>
+              </w:rPr>
+              <w:t>SHCO</w:t>
+            </w:r>
+          </w:p>
+        </w:tc>
+        <w:tc>
+          <w:tcPr>
+            <w:tcW w:type="pct" w:w="22%"/>
+            <w:tcBorders>
+              <w:top w:val="single" w:color="999999" w:sz="4"/>
+              <w:left w:val="single" w:color="999999" w:sz="4"/>
+              <w:bottom w:val="single" w:color="999999" w:sz="4"/>
+              <w:right w:val="single" w:color="999999" w:sz="4"/>
+            </w:tcBorders>
+            <w:shd w:fill="E8E8E8" w:val="clear"/>
+          </w:tcPr>
+          <w:p>
+            <w:r>
+              <w:rPr>
+                <w:b w:val="0"/>
+              </w:rPr>
+              <w:t>Standards for Small Healthcare Organisations</w:t>
+            </w:r>
+          </w:p>
+        </w:tc>
+      </w:tr>
+    </w:tbl>
+    <w:p>
+      <w:pPr>
+        <w:pStyle w:val="Heading1"/>
+        <w:spacing w:after="120" w:before="280"/>
+      </w:pPr>
+      <w:r>
+        <w:t>11. Traceability to NABH SHCO 3rd Edition PRE.6</w:t>
+      </w:r>
+    </w:p>
+    <w:p>
+      <w:pPr>
+        <w:spacing w:after="120"/>
+      </w:pPr>
+      <w:r>
+        <w:rPr>
+          <w:i/>
+          <w:iCs/>
+          <w:sz w:val="20"/>
+          <w:szCs w:val="20"/>
+        </w:rPr>
+        <w:t xml:space="preserve">This table is an index. It is not how the policy is organised.</w:t>
+      </w:r>
+    </w:p>
     <w:tbl>
       <w:tblPr>
         <w:tblW w:type="pct" w:w="100%"/>
@@ -2580,310 +2884,6 @@
         </w:tc>
       </w:tr>
     </w:tbl>
-    <w:p>
-      <w:pPr>
-        <w:pStyle w:val="Heading1"/>
-        <w:spacing w:after="120" w:before="280"/>
-      </w:pPr>
-      <w:r>
-        <w:t>9. Distribution</w:t>
-      </w:r>
-    </w:p>
-    <w:p>
-      <w:pPr>
-        <w:spacing w:after="140"/>
-      </w:pPr>
-      <w:r>
-        <w:rPr>
-          <w:sz w:val="22"/>
-          <w:szCs w:val="22"/>
-        </w:rPr>
-        <w:t xml:space="preserve">Master copy: Medical Superintendent, grievance and feedback officer, Patient Rights Officer, Quality Coordinator.</w:t>
-      </w:r>
-    </w:p>
-    <w:p>
-      <w:pPr>
-        <w:spacing w:after="140"/>
-      </w:pPr>
-      <w:r>
-        <w:rPr>
-          <w:sz w:val="22"/>
-          <w:szCs w:val="22"/>
-        </w:rPr>
-        <w:t xml:space="preserve">Copies: registration, every ward, nursing administration, billing desk.</w:t>
-      </w:r>
-    </w:p>
-    <w:p>
-      <w:pPr>
-        <w:spacing w:after="140"/>
-      </w:pPr>
-      <w:r>
-        <w:rPr>
-          <w:sz w:val="22"/>
-          <w:szCs w:val="22"/>
-        </w:rPr>
-        <w:t xml:space="preserve">Procedure posted at «registration counter and each ward entrance». Policy at «front-office policy file».</w:t>
-      </w:r>
-    </w:p>
-    <w:p>
-      <w:pPr>
-        <w:pStyle w:val="Heading1"/>
-        <w:spacing w:after="120" w:before="280"/>
-      </w:pPr>
-      <w:r>
-        <w:t>10. Abbreviations</w:t>
-      </w:r>
-    </w:p>
-    <w:tbl>
-      <w:tblPr>
-        <w:tblW w:type="pct" w:w="100%"/>
-        <w:tblBorders>
-          <w:top w:val="single" w:color="auto" w:sz="4"/>
-          <w:left w:val="single" w:color="auto" w:sz="4"/>
-          <w:bottom w:val="single" w:color="auto" w:sz="4"/>
-          <w:right w:val="single" w:color="auto" w:sz="4"/>
-          <w:insideH w:val="single" w:color="auto" w:sz="4"/>
-          <w:insideV w:val="single" w:color="auto" w:sz="4"/>
-        </w:tblBorders>
-      </w:tblPr>
-      <w:tblGrid>
-        <w:gridCol w:w="100"/>
-        <w:gridCol w:w="100"/>
-      </w:tblGrid>
-      <w:tr>
-        <w:tc>
-          <w:tcPr>
-            <w:tcW w:type="pct" w:w="22%"/>
-            <w:tcBorders>
-              <w:top w:val="single" w:color="999999" w:sz="4"/>
-              <w:left w:val="single" w:color="999999" w:sz="4"/>
-              <w:bottom w:val="single" w:color="999999" w:sz="4"/>
-              <w:right w:val="single" w:color="999999" w:sz="4"/>
-            </w:tcBorders>
-            <w:shd w:fill="E8E8E8" w:val="clear"/>
-          </w:tcPr>
-          <w:p>
-            <w:r>
-              <w:rPr>
-                <w:b/>
-              </w:rPr>
-              <w:t>Abbreviation</w:t>
-            </w:r>
-          </w:p>
-        </w:tc>
-        <w:tc>
-          <w:tcPr>
-            <w:tcW w:type="pct" w:w="22%"/>
-            <w:tcBorders>
-              <w:top w:val="single" w:color="999999" w:sz="4"/>
-              <w:left w:val="single" w:color="999999" w:sz="4"/>
-              <w:bottom w:val="single" w:color="999999" w:sz="4"/>
-              <w:right w:val="single" w:color="999999" w:sz="4"/>
-            </w:tcBorders>
-            <w:shd w:fill="E8E8E8" w:val="clear"/>
-          </w:tcPr>
-          <w:p>
-            <w:r>
-              <w:rPr>
-                <w:b/>
-              </w:rPr>
-              <w:t>Meaning</w:t>
-            </w:r>
-          </w:p>
-        </w:tc>
-      </w:tr>
-      <w:tr>
-        <w:tc>
-          <w:tcPr>
-            <w:tcW w:type="pct" w:w="22%"/>
-            <w:tcBorders>
-              <w:top w:val="single" w:color="999999" w:sz="4"/>
-              <w:left w:val="single" w:color="999999" w:sz="4"/>
-              <w:bottom w:val="single" w:color="999999" w:sz="4"/>
-              <w:right w:val="single" w:color="999999" w:sz="4"/>
-            </w:tcBorders>
-            <w:shd w:fill="E8E8E8" w:val="clear"/>
-          </w:tcPr>
-          <w:p>
-            <w:r>
-              <w:rPr>
-                <w:b w:val="0"/>
-              </w:rPr>
-              <w:t>CAPA</w:t>
-            </w:r>
-          </w:p>
-        </w:tc>
-        <w:tc>
-          <w:tcPr>
-            <w:tcW w:type="pct" w:w="22%"/>
-            <w:tcBorders>
-              <w:top w:val="single" w:color="999999" w:sz="4"/>
-              <w:left w:val="single" w:color="999999" w:sz="4"/>
-              <w:bottom w:val="single" w:color="999999" w:sz="4"/>
-              <w:right w:val="single" w:color="999999" w:sz="4"/>
-            </w:tcBorders>
-            <w:shd w:fill="E8E8E8" w:val="clear"/>
-          </w:tcPr>
-          <w:p>
-            <w:r>
-              <w:rPr>
-                <w:b w:val="0"/>
-              </w:rPr>
-              <w:t>corrective and preventive action</w:t>
-            </w:r>
-          </w:p>
-        </w:tc>
-      </w:tr>
-      <w:tr>
-        <w:tc>
-          <w:tcPr>
-            <w:tcW w:type="pct" w:w="22%"/>
-            <w:tcBorders>
-              <w:top w:val="single" w:color="999999" w:sz="4"/>
-              <w:left w:val="single" w:color="999999" w:sz="4"/>
-              <w:bottom w:val="single" w:color="999999" w:sz="4"/>
-              <w:right w:val="single" w:color="999999" w:sz="4"/>
-            </w:tcBorders>
-            <w:shd w:fill="E8E8E8" w:val="clear"/>
-          </w:tcPr>
-          <w:p>
-            <w:r>
-              <w:rPr>
-                <w:b w:val="0"/>
-              </w:rPr>
-              <w:t>NABH</w:t>
-            </w:r>
-          </w:p>
-        </w:tc>
-        <w:tc>
-          <w:tcPr>
-            <w:tcW w:type="pct" w:w="22%"/>
-            <w:tcBorders>
-              <w:top w:val="single" w:color="999999" w:sz="4"/>
-              <w:left w:val="single" w:color="999999" w:sz="4"/>
-              <w:bottom w:val="single" w:color="999999" w:sz="4"/>
-              <w:right w:val="single" w:color="999999" w:sz="4"/>
-            </w:tcBorders>
-            <w:shd w:fill="E8E8E8" w:val="clear"/>
-          </w:tcPr>
-          <w:p>
-            <w:r>
-              <w:rPr>
-                <w:b w:val="0"/>
-              </w:rPr>
-              <w:t>National Accreditation Board for Hospitals and Healthcare Providers</w:t>
-            </w:r>
-          </w:p>
-        </w:tc>
-      </w:tr>
-      <w:tr>
-        <w:tc>
-          <w:tcPr>
-            <w:tcW w:type="pct" w:w="22%"/>
-            <w:tcBorders>
-              <w:top w:val="single" w:color="999999" w:sz="4"/>
-              <w:left w:val="single" w:color="999999" w:sz="4"/>
-              <w:bottom w:val="single" w:color="999999" w:sz="4"/>
-              <w:right w:val="single" w:color="999999" w:sz="4"/>
-            </w:tcBorders>
-            <w:shd w:fill="E8E8E8" w:val="clear"/>
-          </w:tcPr>
-          <w:p>
-            <w:r>
-              <w:rPr>
-                <w:b w:val="0"/>
-              </w:rPr>
-              <w:t>PRE</w:t>
-            </w:r>
-          </w:p>
-        </w:tc>
-        <w:tc>
-          <w:tcPr>
-            <w:tcW w:type="pct" w:w="22%"/>
-            <w:tcBorders>
-              <w:top w:val="single" w:color="999999" w:sz="4"/>
-              <w:left w:val="single" w:color="999999" w:sz="4"/>
-              <w:bottom w:val="single" w:color="999999" w:sz="4"/>
-              <w:right w:val="single" w:color="999999" w:sz="4"/>
-            </w:tcBorders>
-            <w:shd w:fill="E8E8E8" w:val="clear"/>
-          </w:tcPr>
-          <w:p>
-            <w:r>
-              <w:rPr>
-                <w:b w:val="0"/>
-              </w:rPr>
-              <w:t>Patient Rights and Education</w:t>
-            </w:r>
-          </w:p>
-        </w:tc>
-      </w:tr>
-      <w:tr>
-        <w:tc>
-          <w:tcPr>
-            <w:tcW w:type="pct" w:w="22%"/>
-            <w:tcBorders>
-              <w:top w:val="single" w:color="999999" w:sz="4"/>
-              <w:left w:val="single" w:color="999999" w:sz="4"/>
-              <w:bottom w:val="single" w:color="999999" w:sz="4"/>
-              <w:right w:val="single" w:color="999999" w:sz="4"/>
-            </w:tcBorders>
-            <w:shd w:fill="E8E8E8" w:val="clear"/>
-          </w:tcPr>
-          <w:p>
-            <w:r>
-              <w:rPr>
-                <w:b w:val="0"/>
-              </w:rPr>
-              <w:t>SHCO</w:t>
-            </w:r>
-          </w:p>
-        </w:tc>
-        <w:tc>
-          <w:tcPr>
-            <w:tcW w:type="pct" w:w="22%"/>
-            <w:tcBorders>
-              <w:top w:val="single" w:color="999999" w:sz="4"/>
-              <w:left w:val="single" w:color="999999" w:sz="4"/>
-              <w:bottom w:val="single" w:color="999999" w:sz="4"/>
-              <w:right w:val="single" w:color="999999" w:sz="4"/>
-            </w:tcBorders>
-            <w:shd w:fill="E8E8E8" w:val="clear"/>
-          </w:tcPr>
-          <w:p>
-            <w:r>
-              <w:rPr>
-                <w:b w:val="0"/>
-              </w:rPr>
-              <w:t>Standards for Small Healthcare Organisations</w:t>
-            </w:r>
-          </w:p>
-        </w:tc>
-      </w:tr>
-    </w:tbl>
-    <w:p>
-      <w:pPr>
-        <w:pStyle w:val="Heading1"/>
-        <w:spacing w:after="120" w:before="280"/>
-      </w:pPr>
-      <w:r>
-        <w:t>11. Traceability to NABH SHCO 3rd Edition PRE.6</w:t>
-      </w:r>
-    </w:p>
-    <w:p>
-      <w:pPr>
-        <w:spacing w:after="120"/>
-      </w:pPr>
-      <w:r>
-        <w:rPr>
-          <w:i/>
-          <w:iCs/>
-          <w:sz w:val="20"/>
-          <w:szCs w:val="20"/>
-        </w:rPr>
-        <w:t xml:space="preserve">This table is an index. It is not how the policy is organised.</w:t>
-      </w:r>
-    </w:p>
     <w:p>
       <w:pPr>
         <w:pStyle w:val="Heading1"/>

--- a/policies/build/masters/PRE.6_v2_master.docx
+++ b/policies/build/masters/PRE.6_v2_master.docx
@@ -677,7 +677,7 @@
           <w:sz w:val="22"/>
           <w:szCs w:val="22"/>
         </w:rPr>
-        <w:t xml:space="preserve">A complaint that is also a rights violation is received here and is also a PRE.1.d report. PRE.1.e owns leadership review of violations. Neither record replaces the other.</w:t>
+        <w:t>A complaint that is also a rights violation is received here and is also a rights-violation-log report under the rights-display policy. Neither record replaces the other.</w:t>
       </w:r>
     </w:p>
     <w:p>
@@ -848,7 +848,7 @@
           <w:sz w:val="22"/>
           <w:szCs w:val="22"/>
         </w:rPr>
-        <w:t xml:space="preserve">4. Letting a rights-violation complaint skip the PRE.1.d violation log when it is also a rights violation.</w:t>
+        <w:t>4. Letting a rights-violation complaint skip the rights-violation log when it is also a rights violation.</w:t>
       </w:r>
     </w:p>
     <w:p>
@@ -992,7 +992,7 @@
           <w:sz w:val="22"/>
           <w:szCs w:val="22"/>
         </w:rPr>
-        <w:t xml:space="preserve">Patients and families are told the procedure at entry, during stay, and at discharge if post-discharge feedback is accepted — in «Hindi and English». Awareness of this procedure is not the PRE.1 rights board counted twice.</w:t>
+        <w:t>Patients and families are told the procedure at entry, during stay, and at discharge if post-discharge feedback is accepted — in «Hindi and English». Awareness of this procedure is not the rights-display board counted twice.</w:t>
       </w:r>
     </w:p>
     <w:p>
@@ -1004,7 +1004,7 @@
           <w:sz w:val="22"/>
           <w:szCs w:val="22"/>
         </w:rPr>
-        <w:t xml:space="preserve">A complaint that alleges a rights violation also enters the PRE.1.d violation log. PRE.1.e still owns leadership review of violations. Reader et al. (2014) is a taxonomy framework, not a pasted coding protocol.</w:t>
+        <w:t>A complaint that alleges a rights violation also enters the rights-violation log. Leadership review of violations is still owned by the rights-display policy. Reader et al. (2014) is a taxonomy framework, not a pasted coding protocol.</w:t>
       </w:r>
     </w:p>
     <w:p>
@@ -1037,7 +1037,7 @@
           <w:sz w:val="22"/>
           <w:szCs w:val="22"/>
         </w:rPr>
-        <w:t xml:space="preserve">The Medical Superintendent reviews the complaint log «monthly» (every month). CAPA is dated with an owner. PRE.1.e analyses rights violations as violations; this step analyses feedback and complaints as feedback and complaints.</w:t>
+        <w:t>The Medical Superintendent reviews the complaint log «monthly» (every month). CAPA is dated with an owner. The rights-display policy analyses rights violations as violations; this step analyses feedback and complaints as feedback and complaints.</w:t>
       </w:r>
     </w:p>
     <w:p>
@@ -1182,7 +1182,7 @@
           <w:sz w:val="22"/>
           <w:szCs w:val="22"/>
         </w:rPr>
-        <w:t xml:space="preserve">Holds display of the procedure and links rights-violation complaints to PRE.1.d.</w:t>
+        <w:t>Holds display of the procedure and links rights-violation complaints to the rights-violation log.</w:t>
       </w:r>
     </w:p>
     <w:p>
@@ -1227,7 +1227,7 @@
           <w:sz w:val="22"/>
           <w:szCs w:val="22"/>
         </w:rPr>
-        <w:t xml:space="preserve">The Quality Coordinator audits «quarterly» for: feedback including satisfaction captured; experience distinct from score; complaints not received only by alleged actor; patients made aware of procedure; analysis within defined time frame with CAPA; rights-violation complaints also in PRE.1.d log.</w:t>
+        <w:t>The Quality Coordinator audits «quarterly» for: feedback including satisfaction captured; experience distinct from score; complaints not received only by alleged actor; patients made aware of procedure; analysis within defined time frame with CAPA; rights-violation complaints also in the rights-violation log.</w:t>
       </w:r>
     </w:p>
     <w:p>
@@ -1239,7 +1239,7 @@
           <w:sz w:val="22"/>
           <w:szCs w:val="22"/>
         </w:rPr>
-        <w:t xml:space="preserve">Reviewed «annually» or when PRE.1 or PRE.2 change.</w:t>
+        <w:t>Reviewed «annually» or when the rights-display or patient-rights policies change.</w:t>
       </w:r>
     </w:p>
     <w:p>

--- a/policies/build/masters/PRE.6_v2_master.docx
+++ b/policies/build/masters/PRE.6_v2_master.docx
@@ -3238,8 +3238,23 @@
           <w:sz w:val="22"/>
           <w:szCs w:val="22"/>
         </w:rPr>
-        <w:t xml:space="preserve">NABH SHCO 3rd Edition — standard PRE.6.</w:t>
-      </w:r>
+      </w:r>
+      <w:r>
+        <w:rPr>
+          <w:sz w:val="22"/>
+        </w:rPr>
+        <w:t xml:space="preserve">National Accreditation Board for Hospitals &amp; Healthcare Providers. (2022). Standards for small healthcare organisations (3rd ed.) — Patient Rights and Education chapter, standard PRE.6. </w:t>
+      </w:r>
+      <w:hyperlink r:id="rId9">
+        <w:r>
+          <w:rPr>
+            <w:rStyle w:val="Hyperlink"/>
+            <w:sz w:val="22"/>
+            <w:szCs w:val="22"/>
+          </w:rPr>
+          <w:t>https://nabh.co/programmes/small-healthcare-organisation-shco-accreditation-programme/</w:t>
+        </w:r>
+      </w:hyperlink>
     </w:p>
     <w:p>
       <w:pPr>
